--- a/HaemophilusWeb/ReportTemplates/includes/Kopfzeile - Kurz.docx
+++ b/HaemophilusWeb/ReportTemplates/includes/Kopfzeile - Kurz.docx
@@ -1,6 +1,6 @@
 
 <file path=word/document.xml><?xml version="1.0" encoding="utf-8"?>
-<w:document xmlns:wpc="http://schemas.microsoft.com/office/word/2010/wordprocessingCanvas" xmlns:cx="http://schemas.microsoft.com/office/drawing/2014/chartex" xmlns:cx1="http://schemas.microsoft.com/office/drawing/2015/9/8/chartex" xmlns:cx2="http://schemas.microsoft.com/office/drawing/2015/10/21/chartex" xmlns:cx3="http://schemas.microsoft.com/office/drawing/2016/5/9/chartex" xmlns:cx4="http://schemas.microsoft.com/office/drawing/2016/5/10/chartex" xmlns:cx5="http://schemas.microsoft.com/office/drawing/2016/5/11/chartex" xmlns:cx6="http://schemas.microsoft.com/office/drawing/2016/5/12/chartex" xmlns:cx7="http://schemas.microsoft.com/office/drawing/2016/5/13/chartex" xmlns:cx8="http://schemas.microsoft.com/office/drawing/2016/5/14/chartex" xmlns:mc="http://schemas.openxmlformats.org/markup-compatibility/2006" xmlns:aink="http://schemas.microsoft.com/office/drawing/2016/ink" xmlns:am3d="http://schemas.microsoft.com/office/drawing/2017/model3d" xmlns:o="urn:schemas-microsoft-com:office:office" xmlns:oel="http://schemas.microsoft.com/office/2019/extlst" xmlns:r="http://schemas.openxmlformats.org/officeDocument/2006/relationships" xmlns:m="http://schemas.openxmlformats.org/officeDocument/2006/math" xmlns:v="urn:schemas-microsoft-com:vml" xmlns:wp14="http://schemas.microsoft.com/office/word/2010/wordprocessingDrawing" xmlns:wp="http://schemas.openxmlformats.org/drawingml/2006/wordprocessingDrawing" xmlns:w10="urn:schemas-microsoft-com:office:word" xmlns:w="http://schemas.openxmlformats.org/wordprocessingml/2006/main" xmlns:w14="http://schemas.microsoft.com/office/word/2010/wordml" xmlns:w15="http://schemas.microsoft.com/office/word/2012/wordml" xmlns:w16cex="http://schemas.microsoft.com/office/word/2018/wordml/cex" xmlns:w16cid="http://schemas.microsoft.com/office/word/2016/wordml/cid" xmlns:w16="http://schemas.microsoft.com/office/word/2018/wordml" xmlns:w16sdtdh="http://schemas.microsoft.com/office/word/2020/wordml/sdtdatahash" xmlns:w16se="http://schemas.microsoft.com/office/word/2015/wordml/symex" xmlns:wpg="http://schemas.microsoft.com/office/word/2010/wordprocessingGroup" xmlns:wpi="http://schemas.microsoft.com/office/word/2010/wordprocessingInk" xmlns:wne="http://schemas.microsoft.com/office/word/2006/wordml" xmlns:wps="http://schemas.microsoft.com/office/word/2010/wordprocessingShape" mc:Ignorable="w14 w15 w16se w16cid w16 w16cex w16sdtdh wp14">
+<w:document xmlns:wpc="http://schemas.microsoft.com/office/word/2010/wordprocessingCanvas" xmlns:cx="http://schemas.microsoft.com/office/drawing/2014/chartex" xmlns:cx1="http://schemas.microsoft.com/office/drawing/2015/9/8/chartex" xmlns:cx2="http://schemas.microsoft.com/office/drawing/2015/10/21/chartex" xmlns:cx3="http://schemas.microsoft.com/office/drawing/2016/5/9/chartex" xmlns:cx4="http://schemas.microsoft.com/office/drawing/2016/5/10/chartex" xmlns:cx5="http://schemas.microsoft.com/office/drawing/2016/5/11/chartex" xmlns:cx6="http://schemas.microsoft.com/office/drawing/2016/5/12/chartex" xmlns:cx7="http://schemas.microsoft.com/office/drawing/2016/5/13/chartex" xmlns:cx8="http://schemas.microsoft.com/office/drawing/2016/5/14/chartex" xmlns:mc="http://schemas.openxmlformats.org/markup-compatibility/2006" xmlns:aink="http://schemas.microsoft.com/office/drawing/2016/ink" xmlns:am3d="http://schemas.microsoft.com/office/drawing/2017/model3d" xmlns:o="urn:schemas-microsoft-com:office:office" xmlns:oel="http://schemas.microsoft.com/office/2019/extlst" xmlns:r="http://schemas.openxmlformats.org/officeDocument/2006/relationships" xmlns:m="http://schemas.openxmlformats.org/officeDocument/2006/math" xmlns:v="urn:schemas-microsoft-com:vml" xmlns:wp14="http://schemas.microsoft.com/office/word/2010/wordprocessingDrawing" xmlns:wp="http://schemas.openxmlformats.org/drawingml/2006/wordprocessingDrawing" xmlns:w10="urn:schemas-microsoft-com:office:word" xmlns:w="http://schemas.openxmlformats.org/wordprocessingml/2006/main" xmlns:w14="http://schemas.microsoft.com/office/word/2010/wordml" xmlns:w15="http://schemas.microsoft.com/office/word/2012/wordml" xmlns:w16cex="http://schemas.microsoft.com/office/word/2018/wordml/cex" xmlns:w16cid="http://schemas.microsoft.com/office/word/2016/wordml/cid" xmlns:w16="http://schemas.microsoft.com/office/word/2018/wordml" xmlns:w16du="http://schemas.microsoft.com/office/word/2023/wordml/word16du" xmlns:w16sdtdh="http://schemas.microsoft.com/office/word/2020/wordml/sdtdatahash" xmlns:w16sdtfl="http://schemas.microsoft.com/office/word/2024/wordml/sdtformatlock" xmlns:w16se="http://schemas.microsoft.com/office/word/2015/wordml/symex" xmlns:wpg="http://schemas.microsoft.com/office/word/2010/wordprocessingGroup" xmlns:wpi="http://schemas.microsoft.com/office/word/2010/wordprocessingInk" xmlns:wne="http://schemas.microsoft.com/office/word/2006/wordml" xmlns:wps="http://schemas.microsoft.com/office/word/2010/wordprocessingShape" mc:Ignorable="w14 w15 w16se w16cid w16 w16cex w16sdtdh w16sdtfl w16du wp14">
   <w:body>
     <w:p>
       <w:pPr>
@@ -24,13 +24,13 @@
           <w:b/>
           <w:smallCaps/>
           <w:spacing w:val="20"/>
-          <w:sz w:val="28"/>
-          <w:szCs w:val="28"/>
         </w:rPr>
       </w:pPr>
       <w:r>
         <w:rPr>
           <w:noProof/>
+          <w:sz w:val="22"/>
+          <w:szCs w:val="22"/>
         </w:rPr>
         <w:drawing>
           <wp:anchor distT="0" distB="0" distL="114300" distR="114300" simplePos="0" relativeHeight="251660288" behindDoc="1" locked="0" layoutInCell="1" allowOverlap="1" wp14:anchorId="32C05F69" wp14:editId="19191191">
@@ -95,6 +95,8 @@
       <w:r>
         <w:rPr>
           <w:noProof/>
+          <w:sz w:val="22"/>
+          <w:szCs w:val="22"/>
         </w:rPr>
         <w:drawing>
           <wp:anchor distT="0" distB="0" distL="114300" distR="114300" simplePos="0" relativeHeight="251659264" behindDoc="0" locked="0" layoutInCell="1" allowOverlap="1" wp14:anchorId="71C3BA05" wp14:editId="7CC4438E">
@@ -170,8 +172,6 @@
           <w:b/>
           <w:smallCaps/>
           <w:spacing w:val="20"/>
-          <w:sz w:val="28"/>
-          <w:szCs w:val="28"/>
         </w:rPr>
         <w:t xml:space="preserve">Nationales Referenzzentrum für Meningokokken </w:t>
       </w:r>
@@ -183,8 +183,6 @@
           <w:rFonts w:ascii="Arial" w:hAnsi="Arial" w:cs="Arial"/>
           <w:smallCaps/>
           <w:spacing w:val="20"/>
-          <w:sz w:val="28"/>
-          <w:szCs w:val="28"/>
         </w:rPr>
       </w:pPr>
       <w:r>
@@ -194,8 +192,6 @@
           <w:smallCaps/>
           <w:noProof/>
           <w:spacing w:val="20"/>
-          <w:sz w:val="28"/>
-          <w:szCs w:val="28"/>
         </w:rPr>
         <w:t>und Haemophilus influenzae</w:t>
       </w:r>
@@ -203,17 +199,72 @@
     <w:p>
       <w:pPr>
         <w:rPr>
-          <w:sz w:val="22"/>
-          <w:szCs w:val="22"/>
+          <w:sz w:val="20"/>
+          <w:szCs w:val="20"/>
         </w:rPr>
       </w:pPr>
       <w:r>
         <w:rPr>
-          <w:sz w:val="22"/>
-          <w:szCs w:val="22"/>
+          <w:sz w:val="20"/>
+          <w:szCs w:val="20"/>
         </w:rPr>
         <w:t>Gesamtleitung: PD Dr. rer. nat. Heike Claus</w:t>
       </w:r>
+    </w:p>
+    <w:p>
+      <w:pPr>
+        <w:rPr>
+          <w:sz w:val="20"/>
+          <w:szCs w:val="20"/>
+        </w:rPr>
+      </w:pPr>
+      <w:r>
+        <w:rPr>
+          <w:sz w:val="20"/>
+          <w:szCs w:val="20"/>
+        </w:rPr>
+        <w:t xml:space="preserve">ärztliche Leitung: PD Dr. med. </w:t>
+      </w:r>
+      <w:proofErr w:type="spellStart"/>
+      <w:r>
+        <w:rPr>
+          <w:sz w:val="20"/>
+          <w:szCs w:val="20"/>
+        </w:rPr>
+        <w:t>Thiên-Trí</w:t>
+      </w:r>
+      <w:proofErr w:type="spellEnd"/>
+      <w:r>
+        <w:rPr>
+          <w:sz w:val="20"/>
+          <w:szCs w:val="20"/>
+        </w:rPr>
+        <w:t xml:space="preserve"> </w:t>
+      </w:r>
+      <w:proofErr w:type="spellStart"/>
+      <w:r>
+        <w:rPr>
+          <w:sz w:val="20"/>
+          <w:szCs w:val="20"/>
+        </w:rPr>
+        <w:t>L</w:t>
+      </w:r>
+      <w:r>
+        <w:rPr>
+          <w:sz w:val="20"/>
+          <w:szCs w:val="20"/>
+        </w:rPr>
+        <w:t>âm</w:t>
+      </w:r>
+      <w:proofErr w:type="spellEnd"/>
+    </w:p>
+    <w:p>
+      <w:pPr>
+        <w:rPr>
+          <w:sz w:val="12"/>
+          <w:szCs w:val="12"/>
+        </w:rPr>
+      </w:pPr>
     </w:p>
     <w:p>
       <w:pPr>
@@ -224,19 +275,133 @@
       </w:pPr>
       <w:r>
         <w:rPr>
-          <w:sz w:val="22"/>
-          <w:szCs w:val="22"/>
+          <w:sz w:val="12"/>
+          <w:szCs w:val="12"/>
         </w:rPr>
-        <w:t>ärztliche Leitung: PD Dr. med. Thiên-Trí Lâm</w:t>
+        <w:t xml:space="preserve">Labor-Nr. des </w:t>
       </w:r>
-    </w:p>
-    <w:p>
-      <w:pPr>
+      <w:proofErr w:type="spellStart"/>
+      <w:r>
         <w:rPr>
           <w:sz w:val="12"/>
           <w:szCs w:val="12"/>
         </w:rPr>
-      </w:pPr>
+        <w:t>NRZMHi</w:t>
+      </w:r>
+      <w:proofErr w:type="spellEnd"/>
+      <w:r>
+        <w:rPr>
+          <w:sz w:val="12"/>
+          <w:szCs w:val="12"/>
+        </w:rPr>
+        <w:t xml:space="preserve">: </w:t>
+      </w:r>
+      <w:r>
+        <w:rPr>
+          <w:sz w:val="12"/>
+          <w:szCs w:val="12"/>
+        </w:rPr>
+        <w:t>{</w:t>
+      </w:r>
+      <w:proofErr w:type="spellStart"/>
+      <w:r>
+        <w:rPr>
+          <w:sz w:val="12"/>
+          <w:szCs w:val="12"/>
+        </w:rPr>
+        <w:t>LaboratoryNumberWithPrefix</w:t>
+      </w:r>
+      <w:proofErr w:type="spellEnd"/>
+      <w:r>
+        <w:rPr>
+          <w:sz w:val="12"/>
+          <w:szCs w:val="12"/>
+        </w:rPr>
+        <w:t>}</w:t>
+      </w:r>
+      <w:r>
+        <w:rPr>
+          <w:sz w:val="12"/>
+          <w:szCs w:val="12"/>
+        </w:rPr>
+        <w:t xml:space="preserve"> · isoliert aus: {</w:t>
+      </w:r>
+      <w:proofErr w:type="spellStart"/>
+      <w:r>
+        <w:rPr>
+          <w:sz w:val="12"/>
+          <w:szCs w:val="12"/>
+        </w:rPr>
+        <w:t>SamplingLocation</w:t>
+      </w:r>
+      <w:proofErr w:type="spellEnd"/>
+      <w:r>
+        <w:rPr>
+          <w:sz w:val="12"/>
+          <w:szCs w:val="12"/>
+        </w:rPr>
+        <w:t>} · Datum der Materialentnahme:</w:t>
+      </w:r>
+      <w:r>
+        <w:rPr>
+          <w:sz w:val="12"/>
+          <w:szCs w:val="12"/>
+        </w:rPr>
+        <w:t xml:space="preserve"> </w:t>
+      </w:r>
+      <w:r>
+        <w:rPr>
+          <w:sz w:val="12"/>
+          <w:szCs w:val="12"/>
+        </w:rPr>
+        <w:t>{</w:t>
+      </w:r>
+      <w:proofErr w:type="spellStart"/>
+      <w:r>
+        <w:rPr>
+          <w:sz w:val="12"/>
+          <w:szCs w:val="12"/>
+        </w:rPr>
+        <w:t>SamplingDate</w:t>
+      </w:r>
+      <w:proofErr w:type="spellEnd"/>
+      <w:r>
+        <w:rPr>
+          <w:sz w:val="12"/>
+          <w:szCs w:val="12"/>
+        </w:rPr>
+        <w:t>} · Labor-Nr. des Einsenders:</w:t>
+      </w:r>
+      <w:r>
+        <w:rPr>
+          <w:sz w:val="12"/>
+          <w:szCs w:val="12"/>
+        </w:rPr>
+        <w:t xml:space="preserve"> </w:t>
+      </w:r>
+      <w:r>
+        <w:rPr>
+          <w:sz w:val="12"/>
+          <w:szCs w:val="12"/>
+        </w:rPr>
+        <w:t>{</w:t>
+      </w:r>
+      <w:proofErr w:type="spellStart"/>
+      <w:r>
+        <w:rPr>
+          <w:sz w:val="12"/>
+          <w:szCs w:val="12"/>
+        </w:rPr>
+        <w:t>SenderLaboratoryNumber</w:t>
+      </w:r>
+      <w:proofErr w:type="spellEnd"/>
+      <w:r>
+        <w:rPr>
+          <w:sz w:val="12"/>
+          <w:szCs w:val="12"/>
+        </w:rPr>
+        <w:t>}</w:t>
+      </w:r>
     </w:p>
     <w:sectPr>
       <w:headerReference w:type="even" r:id="rId9"/>
@@ -253,7 +418,7 @@
 </file>
 
 <file path=word/endnotes.xml><?xml version="1.0" encoding="utf-8"?>
-<w:endnotes xmlns:wpc="http://schemas.microsoft.com/office/word/2010/wordprocessingCanvas" xmlns:cx="http://schemas.microsoft.com/office/drawing/2014/chartex" xmlns:cx1="http://schemas.microsoft.com/office/drawing/2015/9/8/chartex" xmlns:cx2="http://schemas.microsoft.com/office/drawing/2015/10/21/chartex" xmlns:cx3="http://schemas.microsoft.com/office/drawing/2016/5/9/chartex" xmlns:cx4="http://schemas.microsoft.com/office/drawing/2016/5/10/chartex" xmlns:cx5="http://schemas.microsoft.com/office/drawing/2016/5/11/chartex" xmlns:cx6="http://schemas.microsoft.com/office/drawing/2016/5/12/chartex" xmlns:cx7="http://schemas.microsoft.com/office/drawing/2016/5/13/chartex" xmlns:cx8="http://schemas.microsoft.com/office/drawing/2016/5/14/chartex" xmlns:mc="http://schemas.openxmlformats.org/markup-compatibility/2006" xmlns:aink="http://schemas.microsoft.com/office/drawing/2016/ink" xmlns:am3d="http://schemas.microsoft.com/office/drawing/2017/model3d" xmlns:o="urn:schemas-microsoft-com:office:office" xmlns:oel="http://schemas.microsoft.com/office/2019/extlst" xmlns:r="http://schemas.openxmlformats.org/officeDocument/2006/relationships" xmlns:m="http://schemas.openxmlformats.org/officeDocument/2006/math" xmlns:v="urn:schemas-microsoft-com:vml" xmlns:wp14="http://schemas.microsoft.com/office/word/2010/wordprocessingDrawing" xmlns:wp="http://schemas.openxmlformats.org/drawingml/2006/wordprocessingDrawing" xmlns:w10="urn:schemas-microsoft-com:office:word" xmlns:w="http://schemas.openxmlformats.org/wordprocessingml/2006/main" xmlns:w14="http://schemas.microsoft.com/office/word/2010/wordml" xmlns:w15="http://schemas.microsoft.com/office/word/2012/wordml" xmlns:w16cex="http://schemas.microsoft.com/office/word/2018/wordml/cex" xmlns:w16cid="http://schemas.microsoft.com/office/word/2016/wordml/cid" xmlns:w16="http://schemas.microsoft.com/office/word/2018/wordml" xmlns:w16sdtdh="http://schemas.microsoft.com/office/word/2020/wordml/sdtdatahash" xmlns:w16se="http://schemas.microsoft.com/office/word/2015/wordml/symex" xmlns:wpg="http://schemas.microsoft.com/office/word/2010/wordprocessingGroup" xmlns:wpi="http://schemas.microsoft.com/office/word/2010/wordprocessingInk" xmlns:wne="http://schemas.microsoft.com/office/word/2006/wordml" xmlns:wps="http://schemas.microsoft.com/office/word/2010/wordprocessingShape" mc:Ignorable="w14 w15 w16se w16cid w16 w16cex w16sdtdh wp14">
+<w:endnotes xmlns:wpc="http://schemas.microsoft.com/office/word/2010/wordprocessingCanvas" xmlns:cx="http://schemas.microsoft.com/office/drawing/2014/chartex" xmlns:cx1="http://schemas.microsoft.com/office/drawing/2015/9/8/chartex" xmlns:cx2="http://schemas.microsoft.com/office/drawing/2015/10/21/chartex" xmlns:cx3="http://schemas.microsoft.com/office/drawing/2016/5/9/chartex" xmlns:cx4="http://schemas.microsoft.com/office/drawing/2016/5/10/chartex" xmlns:cx5="http://schemas.microsoft.com/office/drawing/2016/5/11/chartex" xmlns:cx6="http://schemas.microsoft.com/office/drawing/2016/5/12/chartex" xmlns:cx7="http://schemas.microsoft.com/office/drawing/2016/5/13/chartex" xmlns:cx8="http://schemas.microsoft.com/office/drawing/2016/5/14/chartex" xmlns:mc="http://schemas.openxmlformats.org/markup-compatibility/2006" xmlns:aink="http://schemas.microsoft.com/office/drawing/2016/ink" xmlns:am3d="http://schemas.microsoft.com/office/drawing/2017/model3d" xmlns:o="urn:schemas-microsoft-com:office:office" xmlns:oel="http://schemas.microsoft.com/office/2019/extlst" xmlns:r="http://schemas.openxmlformats.org/officeDocument/2006/relationships" xmlns:m="http://schemas.openxmlformats.org/officeDocument/2006/math" xmlns:v="urn:schemas-microsoft-com:vml" xmlns:wp14="http://schemas.microsoft.com/office/word/2010/wordprocessingDrawing" xmlns:wp="http://schemas.openxmlformats.org/drawingml/2006/wordprocessingDrawing" xmlns:w10="urn:schemas-microsoft-com:office:word" xmlns:w="http://schemas.openxmlformats.org/wordprocessingml/2006/main" xmlns:w14="http://schemas.microsoft.com/office/word/2010/wordml" xmlns:w15="http://schemas.microsoft.com/office/word/2012/wordml" xmlns:w16cex="http://schemas.microsoft.com/office/word/2018/wordml/cex" xmlns:w16cid="http://schemas.microsoft.com/office/word/2016/wordml/cid" xmlns:w16="http://schemas.microsoft.com/office/word/2018/wordml" xmlns:w16du="http://schemas.microsoft.com/office/word/2023/wordml/word16du" xmlns:w16sdtdh="http://schemas.microsoft.com/office/word/2020/wordml/sdtdatahash" xmlns:w16sdtfl="http://schemas.microsoft.com/office/word/2024/wordml/sdtformatlock" xmlns:w16se="http://schemas.microsoft.com/office/word/2015/wordml/symex" xmlns:wpg="http://schemas.microsoft.com/office/word/2010/wordprocessingGroup" xmlns:wpi="http://schemas.microsoft.com/office/word/2010/wordprocessingInk" xmlns:wne="http://schemas.microsoft.com/office/word/2006/wordml" xmlns:wps="http://schemas.microsoft.com/office/word/2010/wordprocessingShape" mc:Ignorable="w14 w15 w16se w16cid w16 w16cex w16sdtdh w16sdtfl w16du wp14">
   <w:endnote w:type="separator" w:id="-1">
     <w:p>
       <w:r>
@@ -272,7 +437,7 @@
 </file>
 
 <file path=word/footer1.xml><?xml version="1.0" encoding="utf-8"?>
-<w:ftr xmlns:wpc="http://schemas.microsoft.com/office/word/2010/wordprocessingCanvas" xmlns:cx="http://schemas.microsoft.com/office/drawing/2014/chartex" xmlns:cx1="http://schemas.microsoft.com/office/drawing/2015/9/8/chartex" xmlns:cx2="http://schemas.microsoft.com/office/drawing/2015/10/21/chartex" xmlns:cx3="http://schemas.microsoft.com/office/drawing/2016/5/9/chartex" xmlns:cx4="http://schemas.microsoft.com/office/drawing/2016/5/10/chartex" xmlns:cx5="http://schemas.microsoft.com/office/drawing/2016/5/11/chartex" xmlns:cx6="http://schemas.microsoft.com/office/drawing/2016/5/12/chartex" xmlns:cx7="http://schemas.microsoft.com/office/drawing/2016/5/13/chartex" xmlns:cx8="http://schemas.microsoft.com/office/drawing/2016/5/14/chartex" xmlns:mc="http://schemas.openxmlformats.org/markup-compatibility/2006" xmlns:aink="http://schemas.microsoft.com/office/drawing/2016/ink" xmlns:am3d="http://schemas.microsoft.com/office/drawing/2017/model3d" xmlns:o="urn:schemas-microsoft-com:office:office" xmlns:oel="http://schemas.microsoft.com/office/2019/extlst" xmlns:r="http://schemas.openxmlformats.org/officeDocument/2006/relationships" xmlns:m="http://schemas.openxmlformats.org/officeDocument/2006/math" xmlns:v="urn:schemas-microsoft-com:vml" xmlns:wp14="http://schemas.microsoft.com/office/word/2010/wordprocessingDrawing" xmlns:wp="http://schemas.openxmlformats.org/drawingml/2006/wordprocessingDrawing" xmlns:w10="urn:schemas-microsoft-com:office:word" xmlns:w="http://schemas.openxmlformats.org/wordprocessingml/2006/main" xmlns:w14="http://schemas.microsoft.com/office/word/2010/wordml" xmlns:w15="http://schemas.microsoft.com/office/word/2012/wordml" xmlns:w16cex="http://schemas.microsoft.com/office/word/2018/wordml/cex" xmlns:w16cid="http://schemas.microsoft.com/office/word/2016/wordml/cid" xmlns:w16="http://schemas.microsoft.com/office/word/2018/wordml" xmlns:w16sdtdh="http://schemas.microsoft.com/office/word/2020/wordml/sdtdatahash" xmlns:w16se="http://schemas.microsoft.com/office/word/2015/wordml/symex" xmlns:wpg="http://schemas.microsoft.com/office/word/2010/wordprocessingGroup" xmlns:wpi="http://schemas.microsoft.com/office/word/2010/wordprocessingInk" xmlns:wne="http://schemas.microsoft.com/office/word/2006/wordml" xmlns:wps="http://schemas.microsoft.com/office/word/2010/wordprocessingShape" mc:Ignorable="w14 w15 w16se w16cid w16 w16cex w16sdtdh wp14">
+<w:ftr xmlns:wpc="http://schemas.microsoft.com/office/word/2010/wordprocessingCanvas" xmlns:cx="http://schemas.microsoft.com/office/drawing/2014/chartex" xmlns:cx1="http://schemas.microsoft.com/office/drawing/2015/9/8/chartex" xmlns:cx2="http://schemas.microsoft.com/office/drawing/2015/10/21/chartex" xmlns:cx3="http://schemas.microsoft.com/office/drawing/2016/5/9/chartex" xmlns:cx4="http://schemas.microsoft.com/office/drawing/2016/5/10/chartex" xmlns:cx5="http://schemas.microsoft.com/office/drawing/2016/5/11/chartex" xmlns:cx6="http://schemas.microsoft.com/office/drawing/2016/5/12/chartex" xmlns:cx7="http://schemas.microsoft.com/office/drawing/2016/5/13/chartex" xmlns:cx8="http://schemas.microsoft.com/office/drawing/2016/5/14/chartex" xmlns:mc="http://schemas.openxmlformats.org/markup-compatibility/2006" xmlns:aink="http://schemas.microsoft.com/office/drawing/2016/ink" xmlns:am3d="http://schemas.microsoft.com/office/drawing/2017/model3d" xmlns:o="urn:schemas-microsoft-com:office:office" xmlns:oel="http://schemas.microsoft.com/office/2019/extlst" xmlns:r="http://schemas.openxmlformats.org/officeDocument/2006/relationships" xmlns:m="http://schemas.openxmlformats.org/officeDocument/2006/math" xmlns:v="urn:schemas-microsoft-com:vml" xmlns:wp14="http://schemas.microsoft.com/office/word/2010/wordprocessingDrawing" xmlns:wp="http://schemas.openxmlformats.org/drawingml/2006/wordprocessingDrawing" xmlns:w10="urn:schemas-microsoft-com:office:word" xmlns:w="http://schemas.openxmlformats.org/wordprocessingml/2006/main" xmlns:w14="http://schemas.microsoft.com/office/word/2010/wordml" xmlns:w15="http://schemas.microsoft.com/office/word/2012/wordml" xmlns:w16cex="http://schemas.microsoft.com/office/word/2018/wordml/cex" xmlns:w16cid="http://schemas.microsoft.com/office/word/2016/wordml/cid" xmlns:w16="http://schemas.microsoft.com/office/word/2018/wordml" xmlns:w16du="http://schemas.microsoft.com/office/word/2023/wordml/word16du" xmlns:w16sdtdh="http://schemas.microsoft.com/office/word/2020/wordml/sdtdatahash" xmlns:w16sdtfl="http://schemas.microsoft.com/office/word/2024/wordml/sdtformatlock" xmlns:w16se="http://schemas.microsoft.com/office/word/2015/wordml/symex" xmlns:wpg="http://schemas.microsoft.com/office/word/2010/wordprocessingGroup" xmlns:wpi="http://schemas.microsoft.com/office/word/2010/wordprocessingInk" xmlns:wne="http://schemas.microsoft.com/office/word/2006/wordml" xmlns:wps="http://schemas.microsoft.com/office/word/2010/wordprocessingShape" mc:Ignorable="w14 w15 w16se w16cid w16 w16cex w16sdtdh w16sdtfl w16du wp14">
   <w:p>
     <w:pPr>
       <w:rPr>
@@ -521,7 +686,7 @@
 </file>
 
 <file path=word/footnotes.xml><?xml version="1.0" encoding="utf-8"?>
-<w:footnotes xmlns:wpc="http://schemas.microsoft.com/office/word/2010/wordprocessingCanvas" xmlns:cx="http://schemas.microsoft.com/office/drawing/2014/chartex" xmlns:cx1="http://schemas.microsoft.com/office/drawing/2015/9/8/chartex" xmlns:cx2="http://schemas.microsoft.com/office/drawing/2015/10/21/chartex" xmlns:cx3="http://schemas.microsoft.com/office/drawing/2016/5/9/chartex" xmlns:cx4="http://schemas.microsoft.com/office/drawing/2016/5/10/chartex" xmlns:cx5="http://schemas.microsoft.com/office/drawing/2016/5/11/chartex" xmlns:cx6="http://schemas.microsoft.com/office/drawing/2016/5/12/chartex" xmlns:cx7="http://schemas.microsoft.com/office/drawing/2016/5/13/chartex" xmlns:cx8="http://schemas.microsoft.com/office/drawing/2016/5/14/chartex" xmlns:mc="http://schemas.openxmlformats.org/markup-compatibility/2006" xmlns:aink="http://schemas.microsoft.com/office/drawing/2016/ink" xmlns:am3d="http://schemas.microsoft.com/office/drawing/2017/model3d" xmlns:o="urn:schemas-microsoft-com:office:office" xmlns:oel="http://schemas.microsoft.com/office/2019/extlst" xmlns:r="http://schemas.openxmlformats.org/officeDocument/2006/relationships" xmlns:m="http://schemas.openxmlformats.org/officeDocument/2006/math" xmlns:v="urn:schemas-microsoft-com:vml" xmlns:wp14="http://schemas.microsoft.com/office/word/2010/wordprocessingDrawing" xmlns:wp="http://schemas.openxmlformats.org/drawingml/2006/wordprocessingDrawing" xmlns:w10="urn:schemas-microsoft-com:office:word" xmlns:w="http://schemas.openxmlformats.org/wordprocessingml/2006/main" xmlns:w14="http://schemas.microsoft.com/office/word/2010/wordml" xmlns:w15="http://schemas.microsoft.com/office/word/2012/wordml" xmlns:w16cex="http://schemas.microsoft.com/office/word/2018/wordml/cex" xmlns:w16cid="http://schemas.microsoft.com/office/word/2016/wordml/cid" xmlns:w16="http://schemas.microsoft.com/office/word/2018/wordml" xmlns:w16sdtdh="http://schemas.microsoft.com/office/word/2020/wordml/sdtdatahash" xmlns:w16se="http://schemas.microsoft.com/office/word/2015/wordml/symex" xmlns:wpg="http://schemas.microsoft.com/office/word/2010/wordprocessingGroup" xmlns:wpi="http://schemas.microsoft.com/office/word/2010/wordprocessingInk" xmlns:wne="http://schemas.microsoft.com/office/word/2006/wordml" xmlns:wps="http://schemas.microsoft.com/office/word/2010/wordprocessingShape" mc:Ignorable="w14 w15 w16se w16cid w16 w16cex w16sdtdh wp14">
+<w:footnotes xmlns:wpc="http://schemas.microsoft.com/office/word/2010/wordprocessingCanvas" xmlns:cx="http://schemas.microsoft.com/office/drawing/2014/chartex" xmlns:cx1="http://schemas.microsoft.com/office/drawing/2015/9/8/chartex" xmlns:cx2="http://schemas.microsoft.com/office/drawing/2015/10/21/chartex" xmlns:cx3="http://schemas.microsoft.com/office/drawing/2016/5/9/chartex" xmlns:cx4="http://schemas.microsoft.com/office/drawing/2016/5/10/chartex" xmlns:cx5="http://schemas.microsoft.com/office/drawing/2016/5/11/chartex" xmlns:cx6="http://schemas.microsoft.com/office/drawing/2016/5/12/chartex" xmlns:cx7="http://schemas.microsoft.com/office/drawing/2016/5/13/chartex" xmlns:cx8="http://schemas.microsoft.com/office/drawing/2016/5/14/chartex" xmlns:mc="http://schemas.openxmlformats.org/markup-compatibility/2006" xmlns:aink="http://schemas.microsoft.com/office/drawing/2016/ink" xmlns:am3d="http://schemas.microsoft.com/office/drawing/2017/model3d" xmlns:o="urn:schemas-microsoft-com:office:office" xmlns:oel="http://schemas.microsoft.com/office/2019/extlst" xmlns:r="http://schemas.openxmlformats.org/officeDocument/2006/relationships" xmlns:m="http://schemas.openxmlformats.org/officeDocument/2006/math" xmlns:v="urn:schemas-microsoft-com:vml" xmlns:wp14="http://schemas.microsoft.com/office/word/2010/wordprocessingDrawing" xmlns:wp="http://schemas.openxmlformats.org/drawingml/2006/wordprocessingDrawing" xmlns:w10="urn:schemas-microsoft-com:office:word" xmlns:w="http://schemas.openxmlformats.org/wordprocessingml/2006/main" xmlns:w14="http://schemas.microsoft.com/office/word/2010/wordml" xmlns:w15="http://schemas.microsoft.com/office/word/2012/wordml" xmlns:w16cex="http://schemas.microsoft.com/office/word/2018/wordml/cex" xmlns:w16cid="http://schemas.microsoft.com/office/word/2016/wordml/cid" xmlns:w16="http://schemas.microsoft.com/office/word/2018/wordml" xmlns:w16du="http://schemas.microsoft.com/office/word/2023/wordml/word16du" xmlns:w16sdtdh="http://schemas.microsoft.com/office/word/2020/wordml/sdtdatahash" xmlns:w16sdtfl="http://schemas.microsoft.com/office/word/2024/wordml/sdtformatlock" xmlns:w16se="http://schemas.microsoft.com/office/word/2015/wordml/symex" xmlns:wpg="http://schemas.microsoft.com/office/word/2010/wordprocessingGroup" xmlns:wpi="http://schemas.microsoft.com/office/word/2010/wordprocessingInk" xmlns:wne="http://schemas.microsoft.com/office/word/2006/wordml" xmlns:wps="http://schemas.microsoft.com/office/word/2010/wordprocessingShape" mc:Ignorable="w14 w15 w16se w16cid w16 w16cex w16sdtdh w16sdtfl w16du wp14">
   <w:footnote w:type="separator" w:id="-1">
     <w:p>
       <w:r>
@@ -540,7 +705,7 @@
 </file>
 
 <file path=word/header1.xml><?xml version="1.0" encoding="utf-8"?>
-<w:hdr xmlns:wpc="http://schemas.microsoft.com/office/word/2010/wordprocessingCanvas" xmlns:cx="http://schemas.microsoft.com/office/drawing/2014/chartex" xmlns:cx1="http://schemas.microsoft.com/office/drawing/2015/9/8/chartex" xmlns:cx2="http://schemas.microsoft.com/office/drawing/2015/10/21/chartex" xmlns:cx3="http://schemas.microsoft.com/office/drawing/2016/5/9/chartex" xmlns:cx4="http://schemas.microsoft.com/office/drawing/2016/5/10/chartex" xmlns:cx5="http://schemas.microsoft.com/office/drawing/2016/5/11/chartex" xmlns:cx6="http://schemas.microsoft.com/office/drawing/2016/5/12/chartex" xmlns:cx7="http://schemas.microsoft.com/office/drawing/2016/5/13/chartex" xmlns:cx8="http://schemas.microsoft.com/office/drawing/2016/5/14/chartex" xmlns:mc="http://schemas.openxmlformats.org/markup-compatibility/2006" xmlns:aink="http://schemas.microsoft.com/office/drawing/2016/ink" xmlns:am3d="http://schemas.microsoft.com/office/drawing/2017/model3d" xmlns:o="urn:schemas-microsoft-com:office:office" xmlns:oel="http://schemas.microsoft.com/office/2019/extlst" xmlns:r="http://schemas.openxmlformats.org/officeDocument/2006/relationships" xmlns:m="http://schemas.openxmlformats.org/officeDocument/2006/math" xmlns:v="urn:schemas-microsoft-com:vml" xmlns:wp14="http://schemas.microsoft.com/office/word/2010/wordprocessingDrawing" xmlns:wp="http://schemas.openxmlformats.org/drawingml/2006/wordprocessingDrawing" xmlns:w10="urn:schemas-microsoft-com:office:word" xmlns:w="http://schemas.openxmlformats.org/wordprocessingml/2006/main" xmlns:w14="http://schemas.microsoft.com/office/word/2010/wordml" xmlns:w15="http://schemas.microsoft.com/office/word/2012/wordml" xmlns:w16cex="http://schemas.microsoft.com/office/word/2018/wordml/cex" xmlns:w16cid="http://schemas.microsoft.com/office/word/2016/wordml/cid" xmlns:w16="http://schemas.microsoft.com/office/word/2018/wordml" xmlns:w16sdtdh="http://schemas.microsoft.com/office/word/2020/wordml/sdtdatahash" xmlns:w16se="http://schemas.microsoft.com/office/word/2015/wordml/symex" xmlns:wpg="http://schemas.microsoft.com/office/word/2010/wordprocessingGroup" xmlns:wpi="http://schemas.microsoft.com/office/word/2010/wordprocessingInk" xmlns:wne="http://schemas.microsoft.com/office/word/2006/wordml" xmlns:wps="http://schemas.microsoft.com/office/word/2010/wordprocessingShape" mc:Ignorable="w14 w15 w16se w16cid w16 w16cex w16sdtdh wp14">
+<w:hdr xmlns:wpc="http://schemas.microsoft.com/office/word/2010/wordprocessingCanvas" xmlns:cx="http://schemas.microsoft.com/office/drawing/2014/chartex" xmlns:cx1="http://schemas.microsoft.com/office/drawing/2015/9/8/chartex" xmlns:cx2="http://schemas.microsoft.com/office/drawing/2015/10/21/chartex" xmlns:cx3="http://schemas.microsoft.com/office/drawing/2016/5/9/chartex" xmlns:cx4="http://schemas.microsoft.com/office/drawing/2016/5/10/chartex" xmlns:cx5="http://schemas.microsoft.com/office/drawing/2016/5/11/chartex" xmlns:cx6="http://schemas.microsoft.com/office/drawing/2016/5/12/chartex" xmlns:cx7="http://schemas.microsoft.com/office/drawing/2016/5/13/chartex" xmlns:cx8="http://schemas.microsoft.com/office/drawing/2016/5/14/chartex" xmlns:mc="http://schemas.openxmlformats.org/markup-compatibility/2006" xmlns:aink="http://schemas.microsoft.com/office/drawing/2016/ink" xmlns:am3d="http://schemas.microsoft.com/office/drawing/2017/model3d" xmlns:o="urn:schemas-microsoft-com:office:office" xmlns:oel="http://schemas.microsoft.com/office/2019/extlst" xmlns:r="http://schemas.openxmlformats.org/officeDocument/2006/relationships" xmlns:m="http://schemas.openxmlformats.org/officeDocument/2006/math" xmlns:v="urn:schemas-microsoft-com:vml" xmlns:wp14="http://schemas.microsoft.com/office/word/2010/wordprocessingDrawing" xmlns:wp="http://schemas.openxmlformats.org/drawingml/2006/wordprocessingDrawing" xmlns:w10="urn:schemas-microsoft-com:office:word" xmlns:w="http://schemas.openxmlformats.org/wordprocessingml/2006/main" xmlns:w14="http://schemas.microsoft.com/office/word/2010/wordml" xmlns:w15="http://schemas.microsoft.com/office/word/2012/wordml" xmlns:w16cex="http://schemas.microsoft.com/office/word/2018/wordml/cex" xmlns:w16cid="http://schemas.microsoft.com/office/word/2016/wordml/cid" xmlns:w16="http://schemas.microsoft.com/office/word/2018/wordml" xmlns:w16du="http://schemas.microsoft.com/office/word/2023/wordml/word16du" xmlns:w16sdtdh="http://schemas.microsoft.com/office/word/2020/wordml/sdtdatahash" xmlns:w16sdtfl="http://schemas.microsoft.com/office/word/2024/wordml/sdtformatlock" xmlns:w16se="http://schemas.microsoft.com/office/word/2015/wordml/symex" xmlns:wpg="http://schemas.microsoft.com/office/word/2010/wordprocessingGroup" xmlns:wpi="http://schemas.microsoft.com/office/word/2010/wordprocessingInk" xmlns:wne="http://schemas.microsoft.com/office/word/2006/wordml" xmlns:wps="http://schemas.microsoft.com/office/word/2010/wordprocessingShape" mc:Ignorable="w14 w15 w16se w16cid w16 w16cex w16sdtdh w16sdtfl w16du wp14">
   <w:p>
     <w:pPr>
       <w:tabs>
@@ -1340,7 +1505,7 @@
 </file>
 
 <file path=word/header2.xml><?xml version="1.0" encoding="utf-8"?>
-<w:hdr xmlns:wpc="http://schemas.microsoft.com/office/word/2010/wordprocessingCanvas" xmlns:cx="http://schemas.microsoft.com/office/drawing/2014/chartex" xmlns:cx1="http://schemas.microsoft.com/office/drawing/2015/9/8/chartex" xmlns:cx2="http://schemas.microsoft.com/office/drawing/2015/10/21/chartex" xmlns:cx3="http://schemas.microsoft.com/office/drawing/2016/5/9/chartex" xmlns:cx4="http://schemas.microsoft.com/office/drawing/2016/5/10/chartex" xmlns:cx5="http://schemas.microsoft.com/office/drawing/2016/5/11/chartex" xmlns:cx6="http://schemas.microsoft.com/office/drawing/2016/5/12/chartex" xmlns:cx7="http://schemas.microsoft.com/office/drawing/2016/5/13/chartex" xmlns:cx8="http://schemas.microsoft.com/office/drawing/2016/5/14/chartex" xmlns:mc="http://schemas.openxmlformats.org/markup-compatibility/2006" xmlns:aink="http://schemas.microsoft.com/office/drawing/2016/ink" xmlns:am3d="http://schemas.microsoft.com/office/drawing/2017/model3d" xmlns:o="urn:schemas-microsoft-com:office:office" xmlns:oel="http://schemas.microsoft.com/office/2019/extlst" xmlns:r="http://schemas.openxmlformats.org/officeDocument/2006/relationships" xmlns:m="http://schemas.openxmlformats.org/officeDocument/2006/math" xmlns:v="urn:schemas-microsoft-com:vml" xmlns:wp14="http://schemas.microsoft.com/office/word/2010/wordprocessingDrawing" xmlns:wp="http://schemas.openxmlformats.org/drawingml/2006/wordprocessingDrawing" xmlns:w10="urn:schemas-microsoft-com:office:word" xmlns:w="http://schemas.openxmlformats.org/wordprocessingml/2006/main" xmlns:w14="http://schemas.microsoft.com/office/word/2010/wordml" xmlns:w15="http://schemas.microsoft.com/office/word/2012/wordml" xmlns:w16cex="http://schemas.microsoft.com/office/word/2018/wordml/cex" xmlns:w16cid="http://schemas.microsoft.com/office/word/2016/wordml/cid" xmlns:w16="http://schemas.microsoft.com/office/word/2018/wordml" xmlns:w16sdtdh="http://schemas.microsoft.com/office/word/2020/wordml/sdtdatahash" xmlns:w16se="http://schemas.microsoft.com/office/word/2015/wordml/symex" xmlns:wpg="http://schemas.microsoft.com/office/word/2010/wordprocessingGroup" xmlns:wpi="http://schemas.microsoft.com/office/word/2010/wordprocessingInk" xmlns:wne="http://schemas.microsoft.com/office/word/2006/wordml" xmlns:wps="http://schemas.microsoft.com/office/word/2010/wordprocessingShape" mc:Ignorable="w14 w15 w16se w16cid w16 w16cex w16sdtdh wp14">
+<w:hdr xmlns:wpc="http://schemas.microsoft.com/office/word/2010/wordprocessingCanvas" xmlns:cx="http://schemas.microsoft.com/office/drawing/2014/chartex" xmlns:cx1="http://schemas.microsoft.com/office/drawing/2015/9/8/chartex" xmlns:cx2="http://schemas.microsoft.com/office/drawing/2015/10/21/chartex" xmlns:cx3="http://schemas.microsoft.com/office/drawing/2016/5/9/chartex" xmlns:cx4="http://schemas.microsoft.com/office/drawing/2016/5/10/chartex" xmlns:cx5="http://schemas.microsoft.com/office/drawing/2016/5/11/chartex" xmlns:cx6="http://schemas.microsoft.com/office/drawing/2016/5/12/chartex" xmlns:cx7="http://schemas.microsoft.com/office/drawing/2016/5/13/chartex" xmlns:cx8="http://schemas.microsoft.com/office/drawing/2016/5/14/chartex" xmlns:mc="http://schemas.openxmlformats.org/markup-compatibility/2006" xmlns:aink="http://schemas.microsoft.com/office/drawing/2016/ink" xmlns:am3d="http://schemas.microsoft.com/office/drawing/2017/model3d" xmlns:o="urn:schemas-microsoft-com:office:office" xmlns:oel="http://schemas.microsoft.com/office/2019/extlst" xmlns:r="http://schemas.openxmlformats.org/officeDocument/2006/relationships" xmlns:m="http://schemas.openxmlformats.org/officeDocument/2006/math" xmlns:v="urn:schemas-microsoft-com:vml" xmlns:wp14="http://schemas.microsoft.com/office/word/2010/wordprocessingDrawing" xmlns:wp="http://schemas.openxmlformats.org/drawingml/2006/wordprocessingDrawing" xmlns:w10="urn:schemas-microsoft-com:office:word" xmlns:w="http://schemas.openxmlformats.org/wordprocessingml/2006/main" xmlns:w14="http://schemas.microsoft.com/office/word/2010/wordml" xmlns:w15="http://schemas.microsoft.com/office/word/2012/wordml" xmlns:w16cex="http://schemas.microsoft.com/office/word/2018/wordml/cex" xmlns:w16cid="http://schemas.microsoft.com/office/word/2016/wordml/cid" xmlns:w16="http://schemas.microsoft.com/office/word/2018/wordml" xmlns:w16du="http://schemas.microsoft.com/office/word/2023/wordml/word16du" xmlns:w16sdtdh="http://schemas.microsoft.com/office/word/2020/wordml/sdtdatahash" xmlns:w16sdtfl="http://schemas.microsoft.com/office/word/2024/wordml/sdtformatlock" xmlns:w16se="http://schemas.microsoft.com/office/word/2015/wordml/symex" xmlns:wpg="http://schemas.microsoft.com/office/word/2010/wordprocessingGroup" xmlns:wpi="http://schemas.microsoft.com/office/word/2010/wordprocessingInk" xmlns:wne="http://schemas.microsoft.com/office/word/2006/wordml" xmlns:wps="http://schemas.microsoft.com/office/word/2010/wordprocessingShape" mc:Ignorable="w14 w15 w16se w16cid w16 w16cex w16sdtdh w16sdtfl w16du wp14">
   <w:p>
     <w:pPr>
       <w:pStyle w:val="Kopfzeile"/>
@@ -1353,7 +1518,7 @@
 </file>
 
 <file path=word/header3.xml><?xml version="1.0" encoding="utf-8"?>
-<w:hdr xmlns:wpc="http://schemas.microsoft.com/office/word/2010/wordprocessingCanvas" xmlns:cx="http://schemas.microsoft.com/office/drawing/2014/chartex" xmlns:cx1="http://schemas.microsoft.com/office/drawing/2015/9/8/chartex" xmlns:cx2="http://schemas.microsoft.com/office/drawing/2015/10/21/chartex" xmlns:cx3="http://schemas.microsoft.com/office/drawing/2016/5/9/chartex" xmlns:cx4="http://schemas.microsoft.com/office/drawing/2016/5/10/chartex" xmlns:cx5="http://schemas.microsoft.com/office/drawing/2016/5/11/chartex" xmlns:cx6="http://schemas.microsoft.com/office/drawing/2016/5/12/chartex" xmlns:cx7="http://schemas.microsoft.com/office/drawing/2016/5/13/chartex" xmlns:cx8="http://schemas.microsoft.com/office/drawing/2016/5/14/chartex" xmlns:mc="http://schemas.openxmlformats.org/markup-compatibility/2006" xmlns:aink="http://schemas.microsoft.com/office/drawing/2016/ink" xmlns:am3d="http://schemas.microsoft.com/office/drawing/2017/model3d" xmlns:o="urn:schemas-microsoft-com:office:office" xmlns:oel="http://schemas.microsoft.com/office/2019/extlst" xmlns:r="http://schemas.openxmlformats.org/officeDocument/2006/relationships" xmlns:m="http://schemas.openxmlformats.org/officeDocument/2006/math" xmlns:v="urn:schemas-microsoft-com:vml" xmlns:wp14="http://schemas.microsoft.com/office/word/2010/wordprocessingDrawing" xmlns:wp="http://schemas.openxmlformats.org/drawingml/2006/wordprocessingDrawing" xmlns:w10="urn:schemas-microsoft-com:office:word" xmlns:w="http://schemas.openxmlformats.org/wordprocessingml/2006/main" xmlns:w14="http://schemas.microsoft.com/office/word/2010/wordml" xmlns:w15="http://schemas.microsoft.com/office/word/2012/wordml" xmlns:w16cex="http://schemas.microsoft.com/office/word/2018/wordml/cex" xmlns:w16cid="http://schemas.microsoft.com/office/word/2016/wordml/cid" xmlns:w16="http://schemas.microsoft.com/office/word/2018/wordml" xmlns:w16sdtdh="http://schemas.microsoft.com/office/word/2020/wordml/sdtdatahash" xmlns:w16se="http://schemas.microsoft.com/office/word/2015/wordml/symex" xmlns:wpg="http://schemas.microsoft.com/office/word/2010/wordprocessingGroup" xmlns:wpi="http://schemas.microsoft.com/office/word/2010/wordprocessingInk" xmlns:wne="http://schemas.microsoft.com/office/word/2006/wordml" xmlns:wps="http://schemas.microsoft.com/office/word/2010/wordprocessingShape" mc:Ignorable="w14 w15 w16se w16cid w16 w16cex w16sdtdh wp14">
+<w:hdr xmlns:wpc="http://schemas.microsoft.com/office/word/2010/wordprocessingCanvas" xmlns:cx="http://schemas.microsoft.com/office/drawing/2014/chartex" xmlns:cx1="http://schemas.microsoft.com/office/drawing/2015/9/8/chartex" xmlns:cx2="http://schemas.microsoft.com/office/drawing/2015/10/21/chartex" xmlns:cx3="http://schemas.microsoft.com/office/drawing/2016/5/9/chartex" xmlns:cx4="http://schemas.microsoft.com/office/drawing/2016/5/10/chartex" xmlns:cx5="http://schemas.microsoft.com/office/drawing/2016/5/11/chartex" xmlns:cx6="http://schemas.microsoft.com/office/drawing/2016/5/12/chartex" xmlns:cx7="http://schemas.microsoft.com/office/drawing/2016/5/13/chartex" xmlns:cx8="http://schemas.microsoft.com/office/drawing/2016/5/14/chartex" xmlns:mc="http://schemas.openxmlformats.org/markup-compatibility/2006" xmlns:aink="http://schemas.microsoft.com/office/drawing/2016/ink" xmlns:am3d="http://schemas.microsoft.com/office/drawing/2017/model3d" xmlns:o="urn:schemas-microsoft-com:office:office" xmlns:oel="http://schemas.microsoft.com/office/2019/extlst" xmlns:r="http://schemas.openxmlformats.org/officeDocument/2006/relationships" xmlns:m="http://schemas.openxmlformats.org/officeDocument/2006/math" xmlns:v="urn:schemas-microsoft-com:vml" xmlns:wp14="http://schemas.microsoft.com/office/word/2010/wordprocessingDrawing" xmlns:wp="http://schemas.openxmlformats.org/drawingml/2006/wordprocessingDrawing" xmlns:w10="urn:schemas-microsoft-com:office:word" xmlns:w="http://schemas.openxmlformats.org/wordprocessingml/2006/main" xmlns:w14="http://schemas.microsoft.com/office/word/2010/wordml" xmlns:w15="http://schemas.microsoft.com/office/word/2012/wordml" xmlns:w16cex="http://schemas.microsoft.com/office/word/2018/wordml/cex" xmlns:w16cid="http://schemas.microsoft.com/office/word/2016/wordml/cid" xmlns:w16="http://schemas.microsoft.com/office/word/2018/wordml" xmlns:w16du="http://schemas.microsoft.com/office/word/2023/wordml/word16du" xmlns:w16sdtdh="http://schemas.microsoft.com/office/word/2020/wordml/sdtdatahash" xmlns:w16sdtfl="http://schemas.microsoft.com/office/word/2024/wordml/sdtformatlock" xmlns:w16se="http://schemas.microsoft.com/office/word/2015/wordml/symex" xmlns:wpg="http://schemas.microsoft.com/office/word/2010/wordprocessingGroup" xmlns:wpi="http://schemas.microsoft.com/office/word/2010/wordprocessingInk" xmlns:wne="http://schemas.microsoft.com/office/word/2006/wordml" xmlns:wps="http://schemas.microsoft.com/office/word/2010/wordprocessingShape" mc:Ignorable="w14 w15 w16se w16cid w16 w16cex w16sdtdh w16sdtfl w16du wp14">
   <w:sdt>
     <w:sdtPr>
       <w:id w:val="968752352"/>
@@ -1384,7 +1549,7 @@
 </file>
 
 <file path=word/numbering.xml><?xml version="1.0" encoding="utf-8"?>
-<w:numbering xmlns:wpc="http://schemas.microsoft.com/office/word/2010/wordprocessingCanvas" xmlns:cx="http://schemas.microsoft.com/office/drawing/2014/chartex" xmlns:cx1="http://schemas.microsoft.com/office/drawing/2015/9/8/chartex" xmlns:cx2="http://schemas.microsoft.com/office/drawing/2015/10/21/chartex" xmlns:cx3="http://schemas.microsoft.com/office/drawing/2016/5/9/chartex" xmlns:cx4="http://schemas.microsoft.com/office/drawing/2016/5/10/chartex" xmlns:cx5="http://schemas.microsoft.com/office/drawing/2016/5/11/chartex" xmlns:cx6="http://schemas.microsoft.com/office/drawing/2016/5/12/chartex" xmlns:cx7="http://schemas.microsoft.com/office/drawing/2016/5/13/chartex" xmlns:cx8="http://schemas.microsoft.com/office/drawing/2016/5/14/chartex" xmlns:mc="http://schemas.openxmlformats.org/markup-compatibility/2006" xmlns:aink="http://schemas.microsoft.com/office/drawing/2016/ink" xmlns:am3d="http://schemas.microsoft.com/office/drawing/2017/model3d" xmlns:o="urn:schemas-microsoft-com:office:office" xmlns:oel="http://schemas.microsoft.com/office/2019/extlst" xmlns:r="http://schemas.openxmlformats.org/officeDocument/2006/relationships" xmlns:m="http://schemas.openxmlformats.org/officeDocument/2006/math" xmlns:v="urn:schemas-microsoft-com:vml" xmlns:wp14="http://schemas.microsoft.com/office/word/2010/wordprocessingDrawing" xmlns:wp="http://schemas.openxmlformats.org/drawingml/2006/wordprocessingDrawing" xmlns:w10="urn:schemas-microsoft-com:office:word" xmlns:w="http://schemas.openxmlformats.org/wordprocessingml/2006/main" xmlns:w14="http://schemas.microsoft.com/office/word/2010/wordml" xmlns:w15="http://schemas.microsoft.com/office/word/2012/wordml" xmlns:w16cex="http://schemas.microsoft.com/office/word/2018/wordml/cex" xmlns:w16cid="http://schemas.microsoft.com/office/word/2016/wordml/cid" xmlns:w16="http://schemas.microsoft.com/office/word/2018/wordml" xmlns:w16sdtdh="http://schemas.microsoft.com/office/word/2020/wordml/sdtdatahash" xmlns:w16se="http://schemas.microsoft.com/office/word/2015/wordml/symex" xmlns:wpg="http://schemas.microsoft.com/office/word/2010/wordprocessingGroup" xmlns:wpi="http://schemas.microsoft.com/office/word/2010/wordprocessingInk" xmlns:wne="http://schemas.microsoft.com/office/word/2006/wordml" xmlns:wps="http://schemas.microsoft.com/office/word/2010/wordprocessingShape" mc:Ignorable="w14 w15 w16se w16cid w16 w16cex w16sdtdh wp14">
+<w:numbering xmlns:wpc="http://schemas.microsoft.com/office/word/2010/wordprocessingCanvas" xmlns:cx="http://schemas.microsoft.com/office/drawing/2014/chartex" xmlns:cx1="http://schemas.microsoft.com/office/drawing/2015/9/8/chartex" xmlns:cx2="http://schemas.microsoft.com/office/drawing/2015/10/21/chartex" xmlns:cx3="http://schemas.microsoft.com/office/drawing/2016/5/9/chartex" xmlns:cx4="http://schemas.microsoft.com/office/drawing/2016/5/10/chartex" xmlns:cx5="http://schemas.microsoft.com/office/drawing/2016/5/11/chartex" xmlns:cx6="http://schemas.microsoft.com/office/drawing/2016/5/12/chartex" xmlns:cx7="http://schemas.microsoft.com/office/drawing/2016/5/13/chartex" xmlns:cx8="http://schemas.microsoft.com/office/drawing/2016/5/14/chartex" xmlns:mc="http://schemas.openxmlformats.org/markup-compatibility/2006" xmlns:aink="http://schemas.microsoft.com/office/drawing/2016/ink" xmlns:am3d="http://schemas.microsoft.com/office/drawing/2017/model3d" xmlns:o="urn:schemas-microsoft-com:office:office" xmlns:oel="http://schemas.microsoft.com/office/2019/extlst" xmlns:r="http://schemas.openxmlformats.org/officeDocument/2006/relationships" xmlns:m="http://schemas.openxmlformats.org/officeDocument/2006/math" xmlns:v="urn:schemas-microsoft-com:vml" xmlns:wp14="http://schemas.microsoft.com/office/word/2010/wordprocessingDrawing" xmlns:wp="http://schemas.openxmlformats.org/drawingml/2006/wordprocessingDrawing" xmlns:w10="urn:schemas-microsoft-com:office:word" xmlns:w="http://schemas.openxmlformats.org/wordprocessingml/2006/main" xmlns:w14="http://schemas.microsoft.com/office/word/2010/wordml" xmlns:w15="http://schemas.microsoft.com/office/word/2012/wordml" xmlns:w16cex="http://schemas.microsoft.com/office/word/2018/wordml/cex" xmlns:w16cid="http://schemas.microsoft.com/office/word/2016/wordml/cid" xmlns:w16="http://schemas.microsoft.com/office/word/2018/wordml" xmlns:w16du="http://schemas.microsoft.com/office/word/2023/wordml/word16du" xmlns:w16sdtdh="http://schemas.microsoft.com/office/word/2020/wordml/sdtdatahash" xmlns:w16sdtfl="http://schemas.microsoft.com/office/word/2024/wordml/sdtformatlock" xmlns:w16se="http://schemas.microsoft.com/office/word/2015/wordml/symex" xmlns:wpg="http://schemas.microsoft.com/office/word/2010/wordprocessingGroup" xmlns:wpi="http://schemas.microsoft.com/office/word/2010/wordprocessingInk" xmlns:wne="http://schemas.microsoft.com/office/word/2006/wordml" xmlns:wps="http://schemas.microsoft.com/office/word/2010/wordprocessingShape" mc:Ignorable="w14 w15 w16se w16cid w16 w16cex w16sdtdh w16sdtfl w16du wp14">
   <w:abstractNum w:abstractNumId="0" w15:restartNumberingAfterBreak="0">
     <w:nsid w:val="38FC5B45"/>
     <w:multiLevelType w:val="multilevel"/>
@@ -1543,7 +1708,7 @@
 </file>
 
 <file path=word/recipientData.xml><?xml version="1.0" encoding="utf-8"?>
-<wne:recipients xmlns:wpc="http://schemas.microsoft.com/office/word/2010/wordprocessingCanvas" xmlns:cx="http://schemas.microsoft.com/office/drawing/2014/chartex" xmlns:cx1="http://schemas.microsoft.com/office/drawing/2015/9/8/chartex" xmlns:cx2="http://schemas.microsoft.com/office/drawing/2015/10/21/chartex" xmlns:cx3="http://schemas.microsoft.com/office/drawing/2016/5/9/chartex" xmlns:cx4="http://schemas.microsoft.com/office/drawing/2016/5/10/chartex" xmlns:cx5="http://schemas.microsoft.com/office/drawing/2016/5/11/chartex" xmlns:cx6="http://schemas.microsoft.com/office/drawing/2016/5/12/chartex" xmlns:cx7="http://schemas.microsoft.com/office/drawing/2016/5/13/chartex" xmlns:cx8="http://schemas.microsoft.com/office/drawing/2016/5/14/chartex" xmlns:mc="http://schemas.openxmlformats.org/markup-compatibility/2006" xmlns:aink="http://schemas.microsoft.com/office/drawing/2016/ink" xmlns:am3d="http://schemas.microsoft.com/office/drawing/2017/model3d" xmlns:o="urn:schemas-microsoft-com:office:office" xmlns:oel="http://schemas.microsoft.com/office/2019/extlst" xmlns:r="http://schemas.openxmlformats.org/officeDocument/2006/relationships" xmlns:m="http://schemas.openxmlformats.org/officeDocument/2006/math" xmlns:v="urn:schemas-microsoft-com:vml" xmlns:wp14="http://schemas.microsoft.com/office/word/2010/wordprocessingDrawing" xmlns:wp="http://schemas.openxmlformats.org/drawingml/2006/wordprocessingDrawing" xmlns:w10="urn:schemas-microsoft-com:office:word" xmlns:w="http://schemas.openxmlformats.org/wordprocessingml/2006/main" xmlns:w14="http://schemas.microsoft.com/office/word/2010/wordml" xmlns:w15="http://schemas.microsoft.com/office/word/2012/wordml" xmlns:w16cex="http://schemas.microsoft.com/office/word/2018/wordml/cex" xmlns:w16cid="http://schemas.microsoft.com/office/word/2016/wordml/cid" xmlns:w16="http://schemas.microsoft.com/office/word/2018/wordml" xmlns:w16sdtdh="http://schemas.microsoft.com/office/word/2020/wordml/sdtdatahash" xmlns:w16se="http://schemas.microsoft.com/office/word/2015/wordml/symex" xmlns:wpg="http://schemas.microsoft.com/office/word/2010/wordprocessingGroup" xmlns:wpi="http://schemas.microsoft.com/office/word/2010/wordprocessingInk" xmlns:wne="http://schemas.microsoft.com/office/word/2006/wordml" xmlns:wps="http://schemas.microsoft.com/office/word/2010/wordprocessingShape" mc:Ignorable="w14 w15 w16se w16cid w16 w16cex w16sdtdh wp14">
+<wne:recipients xmlns:wpc="http://schemas.microsoft.com/office/word/2010/wordprocessingCanvas" xmlns:cx="http://schemas.microsoft.com/office/drawing/2014/chartex" xmlns:cx1="http://schemas.microsoft.com/office/drawing/2015/9/8/chartex" xmlns:cx2="http://schemas.microsoft.com/office/drawing/2015/10/21/chartex" xmlns:cx3="http://schemas.microsoft.com/office/drawing/2016/5/9/chartex" xmlns:cx4="http://schemas.microsoft.com/office/drawing/2016/5/10/chartex" xmlns:cx5="http://schemas.microsoft.com/office/drawing/2016/5/11/chartex" xmlns:cx6="http://schemas.microsoft.com/office/drawing/2016/5/12/chartex" xmlns:cx7="http://schemas.microsoft.com/office/drawing/2016/5/13/chartex" xmlns:cx8="http://schemas.microsoft.com/office/drawing/2016/5/14/chartex" xmlns:mc="http://schemas.openxmlformats.org/markup-compatibility/2006" xmlns:aink="http://schemas.microsoft.com/office/drawing/2016/ink" xmlns:am3d="http://schemas.microsoft.com/office/drawing/2017/model3d" xmlns:o="urn:schemas-microsoft-com:office:office" xmlns:oel="http://schemas.microsoft.com/office/2019/extlst" xmlns:r="http://schemas.openxmlformats.org/officeDocument/2006/relationships" xmlns:m="http://schemas.openxmlformats.org/officeDocument/2006/math" xmlns:v="urn:schemas-microsoft-com:vml" xmlns:wp14="http://schemas.microsoft.com/office/word/2010/wordprocessingDrawing" xmlns:wp="http://schemas.openxmlformats.org/drawingml/2006/wordprocessingDrawing" xmlns:w10="urn:schemas-microsoft-com:office:word" xmlns:w="http://schemas.openxmlformats.org/wordprocessingml/2006/main" xmlns:w14="http://schemas.microsoft.com/office/word/2010/wordml" xmlns:w15="http://schemas.microsoft.com/office/word/2012/wordml" xmlns:w16cex="http://schemas.microsoft.com/office/word/2018/wordml/cex" xmlns:w16cid="http://schemas.microsoft.com/office/word/2016/wordml/cid" xmlns:w16="http://schemas.microsoft.com/office/word/2018/wordml" xmlns:w16du="http://schemas.microsoft.com/office/word/2023/wordml/word16du" xmlns:w16sdtdh="http://schemas.microsoft.com/office/word/2020/wordml/sdtdatahash" xmlns:w16sdtfl="http://schemas.microsoft.com/office/word/2024/wordml/sdtformatlock" xmlns:w16se="http://schemas.microsoft.com/office/word/2015/wordml/symex" xmlns:wpg="http://schemas.microsoft.com/office/word/2010/wordprocessingGroup" xmlns:wpi="http://schemas.microsoft.com/office/word/2010/wordprocessingInk" xmlns:wne="http://schemas.microsoft.com/office/word/2006/wordml" xmlns:wps="http://schemas.microsoft.com/office/word/2010/wordprocessingShape" mc:Ignorable="w14 w15 w16se w16cid w16 w16cex w16sdtdh w16sdtfl w16du wp14">
   <wne:recipientData>
     <wne:active wne:val="1"/>
     <wne:hash wne:val="1882106842"/>
@@ -2175,6 +2340,9 @@
   <wne:recipientData>
     <wne:active wne:val="1"/>
     <wne:hash wne:val="-1274554203"/>
+  </wne:recipientData>
+  <wne:recipientData>
+    <wne:active wne:val="1"/>
   </wne:recipientData>
   <wne:recipientData>
     <wne:active wne:val="1"/>
@@ -2207,7 +2375,7 @@
 </file>
 
 <file path=word/styles.xml><?xml version="1.0" encoding="utf-8"?>
-<w:styles xmlns:mc="http://schemas.openxmlformats.org/markup-compatibility/2006" xmlns:r="http://schemas.openxmlformats.org/officeDocument/2006/relationships" xmlns:w="http://schemas.openxmlformats.org/wordprocessingml/2006/main" xmlns:w14="http://schemas.microsoft.com/office/word/2010/wordml" xmlns:w15="http://schemas.microsoft.com/office/word/2012/wordml" xmlns:w16cex="http://schemas.microsoft.com/office/word/2018/wordml/cex" xmlns:w16cid="http://schemas.microsoft.com/office/word/2016/wordml/cid" xmlns:w16="http://schemas.microsoft.com/office/word/2018/wordml" xmlns:w16sdtdh="http://schemas.microsoft.com/office/word/2020/wordml/sdtdatahash" xmlns:w16se="http://schemas.microsoft.com/office/word/2015/wordml/symex" mc:Ignorable="w14 w15 w16se w16cid w16 w16cex w16sdtdh">
+<w:styles xmlns:mc="http://schemas.openxmlformats.org/markup-compatibility/2006" xmlns:r="http://schemas.openxmlformats.org/officeDocument/2006/relationships" xmlns:w="http://schemas.openxmlformats.org/wordprocessingml/2006/main" xmlns:w14="http://schemas.microsoft.com/office/word/2010/wordml" xmlns:w15="http://schemas.microsoft.com/office/word/2012/wordml" xmlns:w16cex="http://schemas.microsoft.com/office/word/2018/wordml/cex" xmlns:w16cid="http://schemas.microsoft.com/office/word/2016/wordml/cid" xmlns:w16="http://schemas.microsoft.com/office/word/2018/wordml" xmlns:w16du="http://schemas.microsoft.com/office/word/2023/wordml/word16du" xmlns:w16sdtdh="http://schemas.microsoft.com/office/word/2020/wordml/sdtdatahash" xmlns:w16sdtfl="http://schemas.microsoft.com/office/word/2024/wordml/sdtformatlock" xmlns:w16se="http://schemas.microsoft.com/office/word/2015/wordml/symex" mc:Ignorable="w14 w15 w16se w16cid w16 w16cex w16sdtdh w16sdtfl w16du">
   <w:docDefaults>
     <w:rPrDefault>
       <w:rPr>
@@ -2736,7 +2904,7 @@
 </file>
 
 <file path=word/glossary/document.xml><?xml version="1.0" encoding="utf-8"?>
-<w:glossaryDocument xmlns:wpc="http://schemas.microsoft.com/office/word/2010/wordprocessingCanvas" xmlns:cx="http://schemas.microsoft.com/office/drawing/2014/chartex" xmlns:cx1="http://schemas.microsoft.com/office/drawing/2015/9/8/chartex" xmlns:cx2="http://schemas.microsoft.com/office/drawing/2015/10/21/chartex" xmlns:cx3="http://schemas.microsoft.com/office/drawing/2016/5/9/chartex" xmlns:cx4="http://schemas.microsoft.com/office/drawing/2016/5/10/chartex" xmlns:cx5="http://schemas.microsoft.com/office/drawing/2016/5/11/chartex" xmlns:cx6="http://schemas.microsoft.com/office/drawing/2016/5/12/chartex" xmlns:cx7="http://schemas.microsoft.com/office/drawing/2016/5/13/chartex" xmlns:cx8="http://schemas.microsoft.com/office/drawing/2016/5/14/chartex" xmlns:mc="http://schemas.openxmlformats.org/markup-compatibility/2006" xmlns:aink="http://schemas.microsoft.com/office/drawing/2016/ink" xmlns:am3d="http://schemas.microsoft.com/office/drawing/2017/model3d" xmlns:o="urn:schemas-microsoft-com:office:office" xmlns:oel="http://schemas.microsoft.com/office/2019/extlst" xmlns:r="http://schemas.openxmlformats.org/officeDocument/2006/relationships" xmlns:m="http://schemas.openxmlformats.org/officeDocument/2006/math" xmlns:v="urn:schemas-microsoft-com:vml" xmlns:wp14="http://schemas.microsoft.com/office/word/2010/wordprocessingDrawing" xmlns:wp="http://schemas.openxmlformats.org/drawingml/2006/wordprocessingDrawing" xmlns:w10="urn:schemas-microsoft-com:office:word" xmlns:w="http://schemas.openxmlformats.org/wordprocessingml/2006/main" xmlns:w14="http://schemas.microsoft.com/office/word/2010/wordml" xmlns:w15="http://schemas.microsoft.com/office/word/2012/wordml" xmlns:w16cex="http://schemas.microsoft.com/office/word/2018/wordml/cex" xmlns:w16cid="http://schemas.microsoft.com/office/word/2016/wordml/cid" xmlns:w16="http://schemas.microsoft.com/office/word/2018/wordml" xmlns:w16sdtdh="http://schemas.microsoft.com/office/word/2020/wordml/sdtdatahash" xmlns:w16se="http://schemas.microsoft.com/office/word/2015/wordml/symex" xmlns:wpg="http://schemas.microsoft.com/office/word/2010/wordprocessingGroup" xmlns:wpi="http://schemas.microsoft.com/office/word/2010/wordprocessingInk" xmlns:wne="http://schemas.microsoft.com/office/word/2006/wordml" xmlns:wps="http://schemas.microsoft.com/office/word/2010/wordprocessingShape" mc:Ignorable="w14 w15 w16se w16cid w16 w16cex w16sdtdh wp14">
+<w:glossaryDocument xmlns:wpc="http://schemas.microsoft.com/office/word/2010/wordprocessingCanvas" xmlns:cx="http://schemas.microsoft.com/office/drawing/2014/chartex" xmlns:cx1="http://schemas.microsoft.com/office/drawing/2015/9/8/chartex" xmlns:cx2="http://schemas.microsoft.com/office/drawing/2015/10/21/chartex" xmlns:cx3="http://schemas.microsoft.com/office/drawing/2016/5/9/chartex" xmlns:cx4="http://schemas.microsoft.com/office/drawing/2016/5/10/chartex" xmlns:cx5="http://schemas.microsoft.com/office/drawing/2016/5/11/chartex" xmlns:cx6="http://schemas.microsoft.com/office/drawing/2016/5/12/chartex" xmlns:cx7="http://schemas.microsoft.com/office/drawing/2016/5/13/chartex" xmlns:cx8="http://schemas.microsoft.com/office/drawing/2016/5/14/chartex" xmlns:mc="http://schemas.openxmlformats.org/markup-compatibility/2006" xmlns:aink="http://schemas.microsoft.com/office/drawing/2016/ink" xmlns:am3d="http://schemas.microsoft.com/office/drawing/2017/model3d" xmlns:o="urn:schemas-microsoft-com:office:office" xmlns:oel="http://schemas.microsoft.com/office/2019/extlst" xmlns:r="http://schemas.openxmlformats.org/officeDocument/2006/relationships" xmlns:m="http://schemas.openxmlformats.org/officeDocument/2006/math" xmlns:v="urn:schemas-microsoft-com:vml" xmlns:wp14="http://schemas.microsoft.com/office/word/2010/wordprocessingDrawing" xmlns:wp="http://schemas.openxmlformats.org/drawingml/2006/wordprocessingDrawing" xmlns:w10="urn:schemas-microsoft-com:office:word" xmlns:w="http://schemas.openxmlformats.org/wordprocessingml/2006/main" xmlns:w14="http://schemas.microsoft.com/office/word/2010/wordml" xmlns:w15="http://schemas.microsoft.com/office/word/2012/wordml" xmlns:w16cex="http://schemas.microsoft.com/office/word/2018/wordml/cex" xmlns:w16cid="http://schemas.microsoft.com/office/word/2016/wordml/cid" xmlns:w16="http://schemas.microsoft.com/office/word/2018/wordml" xmlns:w16du="http://schemas.microsoft.com/office/word/2023/wordml/word16du" xmlns:w16sdtdh="http://schemas.microsoft.com/office/word/2020/wordml/sdtdatahash" xmlns:w16sdtfl="http://schemas.microsoft.com/office/word/2024/wordml/sdtformatlock" xmlns:w16se="http://schemas.microsoft.com/office/word/2015/wordml/symex" xmlns:wpg="http://schemas.microsoft.com/office/word/2010/wordprocessingGroup" xmlns:wpi="http://schemas.microsoft.com/office/word/2010/wordprocessingInk" xmlns:wne="http://schemas.microsoft.com/office/word/2006/wordml" xmlns:wps="http://schemas.microsoft.com/office/word/2010/wordprocessingShape" mc:Ignorable="w14 w15 w16se w16cid w16 w16cex w16sdtdh w16sdtfl w16du wp14">
   <w:docParts>
     <w:docPart>
       <w:docPartPr>
@@ -2769,7 +2937,7 @@
 </file>
 
 <file path=word/glossary/fontTable.xml><?xml version="1.0" encoding="utf-8"?>
-<w:fonts xmlns:mc="http://schemas.openxmlformats.org/markup-compatibility/2006" xmlns:r="http://schemas.openxmlformats.org/officeDocument/2006/relationships" xmlns:w="http://schemas.openxmlformats.org/wordprocessingml/2006/main" xmlns:w14="http://schemas.microsoft.com/office/word/2010/wordml" xmlns:w15="http://schemas.microsoft.com/office/word/2012/wordml" xmlns:w16cex="http://schemas.microsoft.com/office/word/2018/wordml/cex" xmlns:w16cid="http://schemas.microsoft.com/office/word/2016/wordml/cid" xmlns:w16="http://schemas.microsoft.com/office/word/2018/wordml" xmlns:w16sdtdh="http://schemas.microsoft.com/office/word/2020/wordml/sdtdatahash" xmlns:w16se="http://schemas.microsoft.com/office/word/2015/wordml/symex" mc:Ignorable="w14 w15 w16se w16cid w16 w16cex w16sdtdh">
+<w:fonts xmlns:mc="http://schemas.openxmlformats.org/markup-compatibility/2006" xmlns:r="http://schemas.openxmlformats.org/officeDocument/2006/relationships" xmlns:w="http://schemas.openxmlformats.org/wordprocessingml/2006/main" xmlns:w14="http://schemas.microsoft.com/office/word/2010/wordml" xmlns:w15="http://schemas.microsoft.com/office/word/2012/wordml" xmlns:w16cex="http://schemas.microsoft.com/office/word/2018/wordml/cex" xmlns:w16cid="http://schemas.microsoft.com/office/word/2016/wordml/cid" xmlns:w16="http://schemas.microsoft.com/office/word/2018/wordml" xmlns:w16du="http://schemas.microsoft.com/office/word/2023/wordml/word16du" xmlns:w16sdtdh="http://schemas.microsoft.com/office/word/2020/wordml/sdtdatahash" xmlns:w16sdtfl="http://schemas.microsoft.com/office/word/2024/wordml/sdtformatlock" xmlns:w16se="http://schemas.microsoft.com/office/word/2015/wordml/symex" mc:Ignorable="w14 w15 w16se w16cid w16 w16cex w16sdtdh w16sdtfl w16du">
   <w:font w:name="Arial">
     <w:panose1 w:val="020B0604020202020204"/>
     <w:charset w:val="00"/>
@@ -2826,18 +2994,23 @@
     <w:pitch w:val="variable"/>
     <w:sig w:usb0="E4002EFF" w:usb1="C200247B" w:usb2="00000009" w:usb3="00000000" w:csb0="000001FF" w:csb1="00000000"/>
   </w:font>
-  <w:font w:name="Calibri Light">
-    <w:panose1 w:val="020F0302020204030204"/>
+  <w:font w:name="Aptos">
     <w:charset w:val="00"/>
     <w:family w:val="swiss"/>
     <w:pitch w:val="variable"/>
-    <w:sig w:usb0="E4002EFF" w:usb1="C200247B" w:usb2="00000009" w:usb3="00000000" w:csb0="000001FF" w:csb1="00000000"/>
+    <w:sig w:usb0="20000287" w:usb1="00000003" w:usb2="00000000" w:usb3="00000000" w:csb0="0000019F" w:csb1="00000000"/>
+  </w:font>
+  <w:font w:name="Aptos Display">
+    <w:charset w:val="00"/>
+    <w:family w:val="swiss"/>
+    <w:pitch w:val="variable"/>
+    <w:sig w:usb0="20000287" w:usb1="00000003" w:usb2="00000000" w:usb3="00000000" w:csb0="0000019F" w:csb1="00000000"/>
   </w:font>
 </w:fonts>
 </file>
 
 <file path=word/glossary/settings.xml><?xml version="1.0" encoding="utf-8"?>
-<w:settings xmlns:mc="http://schemas.openxmlformats.org/markup-compatibility/2006" xmlns:o="urn:schemas-microsoft-com:office:office" xmlns:r="http://schemas.openxmlformats.org/officeDocument/2006/relationships" xmlns:m="http://schemas.openxmlformats.org/officeDocument/2006/math" xmlns:v="urn:schemas-microsoft-com:vml" xmlns:w10="urn:schemas-microsoft-com:office:word" xmlns:w="http://schemas.openxmlformats.org/wordprocessingml/2006/main" xmlns:w14="http://schemas.microsoft.com/office/word/2010/wordml" xmlns:w15="http://schemas.microsoft.com/office/word/2012/wordml" xmlns:w16cex="http://schemas.microsoft.com/office/word/2018/wordml/cex" xmlns:w16cid="http://schemas.microsoft.com/office/word/2016/wordml/cid" xmlns:w16="http://schemas.microsoft.com/office/word/2018/wordml" xmlns:w16sdtdh="http://schemas.microsoft.com/office/word/2020/wordml/sdtdatahash" xmlns:w16se="http://schemas.microsoft.com/office/word/2015/wordml/symex" xmlns:sl="http://schemas.openxmlformats.org/schemaLibrary/2006/main" mc:Ignorable="w14 w15 w16se w16cid w16 w16cex w16sdtdh">
+<w:settings xmlns:mc="http://schemas.openxmlformats.org/markup-compatibility/2006" xmlns:o="urn:schemas-microsoft-com:office:office" xmlns:r="http://schemas.openxmlformats.org/officeDocument/2006/relationships" xmlns:m="http://schemas.openxmlformats.org/officeDocument/2006/math" xmlns:v="urn:schemas-microsoft-com:vml" xmlns:w10="urn:schemas-microsoft-com:office:word" xmlns:w="http://schemas.openxmlformats.org/wordprocessingml/2006/main" xmlns:w14="http://schemas.microsoft.com/office/word/2010/wordml" xmlns:w15="http://schemas.microsoft.com/office/word/2012/wordml" xmlns:w16cex="http://schemas.microsoft.com/office/word/2018/wordml/cex" xmlns:w16cid="http://schemas.microsoft.com/office/word/2016/wordml/cid" xmlns:w16="http://schemas.microsoft.com/office/word/2018/wordml" xmlns:w16du="http://schemas.microsoft.com/office/word/2023/wordml/word16du" xmlns:w16sdtdh="http://schemas.microsoft.com/office/word/2020/wordml/sdtdatahash" xmlns:w16sdtfl="http://schemas.microsoft.com/office/word/2024/wordml/sdtformatlock" xmlns:w16se="http://schemas.microsoft.com/office/word/2015/wordml/symex" xmlns:sl="http://schemas.openxmlformats.org/schemaLibrary/2006/main" mc:Ignorable="w14 w15 w16se w16cid w16 w16cex w16sdtdh w16sdtfl w16du">
   <w:view w:val="normal"/>
   <w:defaultTabStop w:val="708"/>
   <w:hyphenationZone w:val="425"/>
@@ -2852,6 +3025,7 @@
   </w:compat>
   <w:rsids>
     <w:rsidRoot w:val="009B603F"/>
+    <w:rsid w:val="00472159"/>
     <w:rsid w:val="009B603F"/>
     <w:rsid w:val="00D04A49"/>
   </w:rsids>
@@ -2876,7 +3050,7 @@
 </file>
 
 <file path=word/glossary/styles.xml><?xml version="1.0" encoding="utf-8"?>
-<w:styles xmlns:mc="http://schemas.openxmlformats.org/markup-compatibility/2006" xmlns:r="http://schemas.openxmlformats.org/officeDocument/2006/relationships" xmlns:w="http://schemas.openxmlformats.org/wordprocessingml/2006/main" xmlns:w14="http://schemas.microsoft.com/office/word/2010/wordml" xmlns:w15="http://schemas.microsoft.com/office/word/2012/wordml" xmlns:w16cex="http://schemas.microsoft.com/office/word/2018/wordml/cex" xmlns:w16cid="http://schemas.microsoft.com/office/word/2016/wordml/cid" xmlns:w16="http://schemas.microsoft.com/office/word/2018/wordml" xmlns:w16sdtdh="http://schemas.microsoft.com/office/word/2020/wordml/sdtdatahash" xmlns:w16se="http://schemas.microsoft.com/office/word/2015/wordml/symex" mc:Ignorable="w14 w15 w16se w16cid w16 w16cex w16sdtdh">
+<w:styles xmlns:mc="http://schemas.openxmlformats.org/markup-compatibility/2006" xmlns:r="http://schemas.openxmlformats.org/officeDocument/2006/relationships" xmlns:w="http://schemas.openxmlformats.org/wordprocessingml/2006/main" xmlns:w14="http://schemas.microsoft.com/office/word/2010/wordml" xmlns:w15="http://schemas.microsoft.com/office/word/2012/wordml" xmlns:w16cex="http://schemas.microsoft.com/office/word/2018/wordml/cex" xmlns:w16cid="http://schemas.microsoft.com/office/word/2016/wordml/cid" xmlns:w16="http://schemas.microsoft.com/office/word/2018/wordml" xmlns:w16du="http://schemas.microsoft.com/office/word/2023/wordml/word16du" xmlns:w16sdtdh="http://schemas.microsoft.com/office/word/2020/wordml/sdtdatahash" xmlns:w16sdtfl="http://schemas.microsoft.com/office/word/2024/wordml/sdtformatlock" xmlns:w16se="http://schemas.microsoft.com/office/word/2015/wordml/symex" mc:Ignorable="w14 w15 w16se w16cid w16 w16cex w16sdtdh w16sdtfl w16du">
   <w:docDefaults>
     <w:rPrDefault>
       <w:rPr>
@@ -3309,7 +3483,7 @@
 </file>
 
 <file path=word/glossary/webSettings.xml><?xml version="1.0" encoding="utf-8"?>
-<w:webSettings xmlns:mc="http://schemas.openxmlformats.org/markup-compatibility/2006" xmlns:r="http://schemas.openxmlformats.org/officeDocument/2006/relationships" xmlns:w="http://schemas.openxmlformats.org/wordprocessingml/2006/main" xmlns:w14="http://schemas.microsoft.com/office/word/2010/wordml" xmlns:w15="http://schemas.microsoft.com/office/word/2012/wordml" xmlns:w16cex="http://schemas.microsoft.com/office/word/2018/wordml/cex" xmlns:w16cid="http://schemas.microsoft.com/office/word/2016/wordml/cid" xmlns:w16="http://schemas.microsoft.com/office/word/2018/wordml" xmlns:w16sdtdh="http://schemas.microsoft.com/office/word/2020/wordml/sdtdatahash" xmlns:w16se="http://schemas.microsoft.com/office/word/2015/wordml/symex" mc:Ignorable="w14 w15 w16se w16cid w16 w16cex w16sdtdh">
+<w:webSettings xmlns:mc="http://schemas.openxmlformats.org/markup-compatibility/2006" xmlns:r="http://schemas.openxmlformats.org/officeDocument/2006/relationships" xmlns:w="http://schemas.openxmlformats.org/wordprocessingml/2006/main" xmlns:w14="http://schemas.microsoft.com/office/word/2010/wordml" xmlns:w15="http://schemas.microsoft.com/office/word/2012/wordml" xmlns:w16cex="http://schemas.microsoft.com/office/word/2018/wordml/cex" xmlns:w16cid="http://schemas.microsoft.com/office/word/2016/wordml/cid" xmlns:w16="http://schemas.microsoft.com/office/word/2018/wordml" xmlns:w16du="http://schemas.microsoft.com/office/word/2023/wordml/word16du" xmlns:w16sdtdh="http://schemas.microsoft.com/office/word/2020/wordml/sdtdatahash" xmlns:w16sdtfl="http://schemas.microsoft.com/office/word/2024/wordml/sdtformatlock" xmlns:w16se="http://schemas.microsoft.com/office/word/2015/wordml/symex" mc:Ignorable="w14 w15 w16se w16cid w16 w16cex w16sdtdh w16sdtfl w16du">
   <w:optimizeForBrowser/>
   <w:allowPNG/>
 </w:webSettings>

--- a/HaemophilusWeb/ReportTemplates/includes/Kopfzeile - Kurz.docx
+++ b/HaemophilusWeb/ReportTemplates/includes/Kopfzeile - Kurz.docx
@@ -208,7 +208,7 @@
           <w:sz w:val="20"/>
           <w:szCs w:val="20"/>
         </w:rPr>
-        <w:t>Gesamtleitung: PD Dr. rer. nat. Heike Claus</w:t>
+        <w:t xml:space="preserve">Gesamtleitung: {LabDirector}</w:t>
       </w:r>
     </w:p>
     <w:p>
@@ -223,40 +223,8 @@
           <w:sz w:val="20"/>
           <w:szCs w:val="20"/>
         </w:rPr>
-        <w:t xml:space="preserve">ärztliche Leitung: PD Dr. med. </w:t>
+        <w:t xml:space="preserve">ärztliche Leitung: {MedicalDirector}</w:t>
       </w:r>
-      <w:proofErr w:type="spellStart"/>
-      <w:r>
-        <w:rPr>
-          <w:sz w:val="20"/>
-          <w:szCs w:val="20"/>
-        </w:rPr>
-        <w:t>Thiên-Trí</w:t>
-      </w:r>
-      <w:proofErr w:type="spellEnd"/>
-      <w:r>
-        <w:rPr>
-          <w:sz w:val="20"/>
-          <w:szCs w:val="20"/>
-        </w:rPr>
-        <w:t xml:space="preserve"> </w:t>
-      </w:r>
-      <w:proofErr w:type="spellStart"/>
-      <w:r>
-        <w:rPr>
-          <w:sz w:val="20"/>
-          <w:szCs w:val="20"/>
-        </w:rPr>
-        <w:t>L</w:t>
-      </w:r>
-      <w:r>
-        <w:rPr>
-          <w:sz w:val="20"/>
-          <w:szCs w:val="20"/>
-        </w:rPr>
-        <w:t>âm</w:t>
-      </w:r>
-      <w:proofErr w:type="spellEnd"/>
     </w:p>
     <w:p>
       <w:pPr>
